--- a/Lab Work (Git Hub Commands).docx
+++ b/Lab Work (Git Hub Commands).docx
@@ -110,6 +110,7 @@
         </w:drawing>
       </w:r>
     </w:p>
+    <w:p/>
     <w:p>
       <w:r>
         <w:rPr>
@@ -117,7 +118,7 @@
         </w:rPr>
         <w:lastRenderedPageBreak/>
         <w:drawing>
-          <wp:inline distT="0" distB="0" distL="0" distR="0" wp14:anchorId="79F2DBB4" wp14:editId="122A2E65">
+          <wp:inline distT="0" distB="0" distL="0" distR="0" wp14:anchorId="1D08BF62" wp14:editId="76B1B0E2">
             <wp:extent cx="5943600" cy="3345180"/>
             <wp:effectExtent l="0" t="0" r="0" b="7620"/>
             <wp:docPr id="3" name="Picture 3"/>
@@ -150,6 +151,118 @@
                     <a:xfrm>
                       <a:off x="0" y="0"/>
                       <a:ext cx="5943600" cy="3345180"/>
+                    </a:xfrm>
+                    <a:prstGeom prst="rect">
+                      <a:avLst/>
+                    </a:prstGeom>
+                    <a:noFill/>
+                    <a:ln>
+                      <a:noFill/>
+                    </a:ln>
+                  </pic:spPr>
+                </pic:pic>
+              </a:graphicData>
+            </a:graphic>
+          </wp:inline>
+        </w:drawing>
+      </w:r>
+    </w:p>
+    <w:p>
+      <w:r>
+        <w:rPr>
+          <w:noProof/>
+        </w:rPr>
+        <w:lastRenderedPageBreak/>
+        <w:drawing>
+          <wp:inline distT="0" distB="0" distL="0" distR="0" wp14:anchorId="7F9C7576" wp14:editId="305339F6">
+            <wp:extent cx="5938520" cy="4813935"/>
+            <wp:effectExtent l="0" t="0" r="5080" b="5715"/>
+            <wp:docPr id="4" name="Picture 4"/>
+            <wp:cNvGraphicFramePr>
+              <a:graphicFrameLocks xmlns:a="http://schemas.openxmlformats.org/drawingml/2006/main" noChangeAspect="1"/>
+            </wp:cNvGraphicFramePr>
+            <a:graphic xmlns:a="http://schemas.openxmlformats.org/drawingml/2006/main">
+              <a:graphicData uri="http://schemas.openxmlformats.org/drawingml/2006/picture">
+                <pic:pic xmlns:pic="http://schemas.openxmlformats.org/drawingml/2006/picture">
+                  <pic:nvPicPr>
+                    <pic:cNvPr id="0" name="Picture 1"/>
+                    <pic:cNvPicPr>
+                      <a:picLocks noChangeAspect="1" noChangeArrowheads="1"/>
+                    </pic:cNvPicPr>
+                  </pic:nvPicPr>
+                  <pic:blipFill>
+                    <a:blip r:embed="rId7">
+                      <a:extLst>
+                        <a:ext uri="{28A0092B-C50C-407E-A947-70E740481C1C}">
+                          <a14:useLocalDpi xmlns:a14="http://schemas.microsoft.com/office/drawing/2010/main" val="0"/>
+                        </a:ext>
+                      </a:extLst>
+                    </a:blip>
+                    <a:srcRect/>
+                    <a:stretch>
+                      <a:fillRect/>
+                    </a:stretch>
+                  </pic:blipFill>
+                  <pic:spPr bwMode="auto">
+                    <a:xfrm>
+                      <a:off x="0" y="0"/>
+                      <a:ext cx="5938520" cy="4813935"/>
+                    </a:xfrm>
+                    <a:prstGeom prst="rect">
+                      <a:avLst/>
+                    </a:prstGeom>
+                    <a:noFill/>
+                    <a:ln>
+                      <a:noFill/>
+                    </a:ln>
+                  </pic:spPr>
+                </pic:pic>
+              </a:graphicData>
+            </a:graphic>
+          </wp:inline>
+        </w:drawing>
+      </w:r>
+    </w:p>
+    <w:p>
+      <w:r>
+        <w:rPr>
+          <w:noProof/>
+        </w:rPr>
+        <w:lastRenderedPageBreak/>
+        <w:drawing>
+          <wp:inline distT="0" distB="0" distL="0" distR="0" wp14:anchorId="613FD204" wp14:editId="3E6CE130">
+            <wp:extent cx="5943600" cy="3342005"/>
+            <wp:effectExtent l="0" t="0" r="0" b="0"/>
+            <wp:docPr id="5" name="Picture 5"/>
+            <wp:cNvGraphicFramePr>
+              <a:graphicFrameLocks xmlns:a="http://schemas.openxmlformats.org/drawingml/2006/main" noChangeAspect="1"/>
+            </wp:cNvGraphicFramePr>
+            <a:graphic xmlns:a="http://schemas.openxmlformats.org/drawingml/2006/main">
+              <a:graphicData uri="http://schemas.openxmlformats.org/drawingml/2006/picture">
+                <pic:pic xmlns:pic="http://schemas.openxmlformats.org/drawingml/2006/picture">
+                  <pic:nvPicPr>
+                    <pic:cNvPr id="0" name="Picture 2"/>
+                    <pic:cNvPicPr>
+                      <a:picLocks noChangeAspect="1" noChangeArrowheads="1"/>
+                    </pic:cNvPicPr>
+                  </pic:nvPicPr>
+                  <pic:blipFill>
+                    <a:blip r:embed="rId8" cstate="print">
+                      <a:extLst>
+                        <a:ext uri="{28A0092B-C50C-407E-A947-70E740481C1C}">
+                          <a14:useLocalDpi xmlns:a14="http://schemas.microsoft.com/office/drawing/2010/main" val="0"/>
+                        </a:ext>
+                      </a:extLst>
+                    </a:blip>
+                    <a:srcRect/>
+                    <a:stretch>
+                      <a:fillRect/>
+                    </a:stretch>
+                  </pic:blipFill>
+                  <pic:spPr bwMode="auto">
+                    <a:xfrm>
+                      <a:off x="0" y="0"/>
+                      <a:ext cx="5943600" cy="3342005"/>
                     </a:xfrm>
                     <a:prstGeom prst="rect">
                       <a:avLst/>
